--- a/src/templates/docs/factura_template.docx
+++ b/src/templates/docs/factura_template.docx
@@ -65,7 +65,7 @@
             <w:pPr>
               <w:spacing w:after="40" w:before="0" w:line="240" w:lineRule="auto"/>
               <w:rPr>
-                <w:color w:val="6aa84f"/>
+                <w:color w:val="2e86c1"/>
                 <w:highlight w:val="white"/>
               </w:rPr>
             </w:pPr>
@@ -73,7 +73,7 @@
               <w:rPr>
                 <w:b w:val="1"/>
                 <w:bCs w:val="1"/>
-                <w:color w:val="6aa84f"/>
+                <w:color w:val="2e86c1"/>
                 <w:sz w:val="28"/>
                 <w:szCs w:val="28"/>
                 <w:highlight w:val="white"/>
@@ -171,7 +171,7 @@
             <w:pPr>
               <w:spacing w:after="80" w:before="0" w:line="240" w:lineRule="auto"/>
               <w:rPr>
-                <w:color w:val="6aa84f"/>
+                <w:color w:val="2e86c1"/>
                 <w:highlight w:val="white"/>
               </w:rPr>
             </w:pPr>
@@ -179,7 +179,7 @@
               <w:rPr>
                 <w:b w:val="1"/>
                 <w:bCs w:val="1"/>
-                <w:color w:val="6aa84f"/>
+                <w:color w:val="2e86c1"/>
                 <w:sz w:val="36"/>
                 <w:szCs w:val="36"/>
                 <w:highlight w:val="white"/>
@@ -256,7 +256,7 @@
             <w:r>
               <w:rPr>
                 <w:rFonts w:ascii="Courier New" w:cs="Courier New" w:eastAsia="Courier New" w:hAnsi="Courier New"/>
-                <w:color w:val="c3e88d"/>
+                <w:color w:val="d6eaf8"/>
                 <w:sz w:val="21"/>
                 <w:szCs w:val="21"/>
                 <w:highlight w:val="white"/>
@@ -352,7 +352,7 @@
           <w:rFonts w:ascii="Courier New" w:cs="Courier New" w:eastAsia="Courier New" w:hAnsi="Courier New"/>
           <w:b w:val="1"/>
           <w:bCs w:val="1"/>
-          <w:color w:val="c3e88d"/>
+          <w:color w:val="d6eaf8"/>
           <w:sz w:val="21"/>
           <w:szCs w:val="21"/>
           <w:rtl w:val="0"/>
@@ -460,7 +460,7 @@
               <w:top w:color="000000" w:space="0" w:sz="4" w:val="single"/>
               <w:bottom w:color="000000" w:space="0" w:sz="4" w:val="single"/>
             </w:tcBorders>
-            <w:shd w:fill="6aa84f" w:val="clear"/>
+            <w:shd w:fill="2e86c1" w:val="clear"/>
           </w:tcPr>
           <w:p>
             <w:pPr>
@@ -489,7 +489,7 @@
               <w:top w:color="000000" w:space="0" w:sz="4" w:val="single"/>
               <w:bottom w:color="000000" w:space="0" w:sz="4" w:val="single"/>
             </w:tcBorders>
-            <w:shd w:fill="6aa84f" w:val="clear"/>
+            <w:shd w:fill="2e86c1" w:val="clear"/>
           </w:tcPr>
           <w:p>
             <w:pPr>
@@ -517,7 +517,7 @@
               <w:top w:color="000000" w:space="0" w:sz="4" w:val="single"/>
               <w:bottom w:color="000000" w:space="0" w:sz="4" w:val="single"/>
             </w:tcBorders>
-            <w:shd w:fill="6aa84f" w:val="clear"/>
+            <w:shd w:fill="2e86c1" w:val="clear"/>
           </w:tcPr>
           <w:p>
             <w:pPr>
@@ -546,7 +546,7 @@
               <w:top w:color="000000" w:space="0" w:sz="4" w:val="single"/>
               <w:bottom w:color="000000" w:space="0" w:sz="4" w:val="single"/>
             </w:tcBorders>
-            <w:shd w:fill="6aa84f" w:val="clear"/>
+            <w:shd w:fill="2e86c1" w:val="clear"/>
           </w:tcPr>
           <w:p>
             <w:pPr>
@@ -575,7 +575,7 @@
               <w:top w:color="000000" w:space="0" w:sz="4" w:val="single"/>
               <w:bottom w:color="000000" w:space="0" w:sz="4" w:val="single"/>
             </w:tcBorders>
-            <w:shd w:fill="6aa84f" w:val="clear"/>
+            <w:shd w:fill="2e86c1" w:val="clear"/>
           </w:tcPr>
           <w:p>
             <w:pPr>
@@ -604,7 +604,7 @@
               <w:top w:color="000000" w:space="0" w:sz="4" w:val="single"/>
               <w:bottom w:color="000000" w:space="0" w:sz="4" w:val="single"/>
             </w:tcBorders>
-            <w:shd w:fill="6aa84f" w:val="clear"/>
+            <w:shd w:fill="2e86c1" w:val="clear"/>
           </w:tcPr>
           <w:p>
             <w:pPr>
@@ -633,7 +633,7 @@
               <w:top w:color="000000" w:space="0" w:sz="4" w:val="single"/>
               <w:bottom w:color="000000" w:space="0" w:sz="4" w:val="single"/>
             </w:tcBorders>
-            <w:shd w:fill="6aa84f" w:val="clear"/>
+            <w:shd w:fill="2e86c1" w:val="clear"/>
           </w:tcPr>
           <w:p>
             <w:pPr>
@@ -1426,7 +1426,7 @@
               <w:top w:color="dddddd" w:space="0" w:sz="6" w:val="single"/>
               <w:bottom w:color="ffffff" w:space="0" w:sz="6" w:val="single"/>
             </w:tcBorders>
-            <w:shd w:fill="6aa84f" w:val="clear"/>
+            <w:shd w:fill="2e86c1" w:val="clear"/>
             <w:vAlign w:val="center"/>
           </w:tcPr>
           <w:p>
@@ -1459,7 +1459,7 @@
               <w:top w:color="dddddd" w:space="0" w:sz="6" w:val="single"/>
               <w:bottom w:color="ffffff" w:space="0" w:sz="6" w:val="single"/>
             </w:tcBorders>
-            <w:shd w:fill="6aa84f" w:val="clear"/>
+            <w:shd w:fill="2e86c1" w:val="clear"/>
             <w:vAlign w:val="center"/>
           </w:tcPr>
           <w:p>
